--- a/Assignment5_Docker_Flask/Assignment_5_Docker_Flask.docx
+++ b/Assignment5_Docker_Flask/Assignment_5_Docker_Flask.docx
@@ -538,25 +538,7 @@
           <w:sz w:val="24"/>
           <w:szCs w:val="24"/>
         </w:rPr>
-        <w:t xml:space="preserve">Create a </w:t>
-      </w:r>
-      <w:proofErr w:type="spellStart"/>
-      <w:r>
-        <w:rPr>
-          <w:rFonts w:ascii="Calibri" w:eastAsia="Calibri" w:hAnsi="Calibri" w:cs="Calibri"/>
-          <w:sz w:val="24"/>
-          <w:szCs w:val="24"/>
-        </w:rPr>
-        <w:t>Dockerfile</w:t>
-      </w:r>
-      <w:proofErr w:type="spellEnd"/>
-      <w:r>
-        <w:rPr>
-          <w:rFonts w:ascii="Calibri" w:eastAsia="Calibri" w:hAnsi="Calibri" w:cs="Calibri"/>
-          <w:sz w:val="24"/>
-          <w:szCs w:val="24"/>
-        </w:rPr>
-        <w:t xml:space="preserve"> for both the frontend and backend.</w:t>
+        <w:t>Create a Dockerfile for both the frontend and backend.</w:t>
       </w:r>
     </w:p>
     <w:p>
@@ -643,25 +625,7 @@
           <w:sz w:val="24"/>
           <w:szCs w:val="24"/>
         </w:rPr>
-        <w:t>Write a .</w:t>
-      </w:r>
-      <w:proofErr w:type="spellStart"/>
-      <w:r>
-        <w:rPr>
-          <w:rFonts w:ascii="Calibri" w:eastAsia="Calibri" w:hAnsi="Calibri" w:cs="Calibri"/>
-          <w:sz w:val="24"/>
-          <w:szCs w:val="24"/>
-        </w:rPr>
-        <w:t>yaml</w:t>
-      </w:r>
-      <w:proofErr w:type="spellEnd"/>
-      <w:r>
-        <w:rPr>
-          <w:rFonts w:ascii="Calibri" w:eastAsia="Calibri" w:hAnsi="Calibri" w:cs="Calibri"/>
-          <w:sz w:val="24"/>
-          <w:szCs w:val="24"/>
-        </w:rPr>
-        <w:t xml:space="preserve"> file (Docker Compose) to connect both services in the same network.</w:t>
+        <w:t>Write a .yaml file (Docker Compose) to connect both services in the same network.</w:t>
       </w:r>
     </w:p>
     <w:p>
@@ -749,90 +713,8 @@
           <w:szCs w:val="24"/>
         </w:rPr>
         <w:lastRenderedPageBreak/>
-        <w:t xml:space="preserve">Upload both images to docker hub and push your whole code to </w:t>
-      </w:r>
-      <w:proofErr w:type="spellStart"/>
-      <w:r>
-        <w:rPr>
-          <w:rFonts w:ascii="Calibri" w:eastAsia="Calibri" w:hAnsi="Calibri" w:cs="Calibri"/>
-          <w:sz w:val="24"/>
-          <w:szCs w:val="24"/>
-        </w:rPr>
-        <w:t>github</w:t>
-      </w:r>
-      <w:proofErr w:type="spellEnd"/>
-      <w:r>
-        <w:rPr>
-          <w:rFonts w:ascii="Calibri" w:eastAsia="Calibri" w:hAnsi="Calibri" w:cs="Calibri"/>
-          <w:sz w:val="24"/>
-          <w:szCs w:val="24"/>
-        </w:rPr>
-        <w:t xml:space="preserve"> and add the </w:t>
-      </w:r>
-      <w:proofErr w:type="spellStart"/>
-      <w:r>
-        <w:rPr>
-          <w:rFonts w:ascii="Calibri" w:eastAsia="Calibri" w:hAnsi="Calibri" w:cs="Calibri"/>
-          <w:sz w:val="24"/>
-          <w:szCs w:val="24"/>
-        </w:rPr>
-        <w:t>node_modules</w:t>
-      </w:r>
-      <w:proofErr w:type="spellEnd"/>
-      <w:r>
-        <w:rPr>
-          <w:rFonts w:ascii="Calibri" w:eastAsia="Calibri" w:hAnsi="Calibri" w:cs="Calibri"/>
-          <w:sz w:val="24"/>
-          <w:szCs w:val="24"/>
-        </w:rPr>
-        <w:t xml:space="preserve"> and other </w:t>
-      </w:r>
-      <w:proofErr w:type="spellStart"/>
-      <w:r>
-        <w:rPr>
-          <w:rFonts w:ascii="Calibri" w:eastAsia="Calibri" w:hAnsi="Calibri" w:cs="Calibri"/>
-          <w:sz w:val="24"/>
-          <w:szCs w:val="24"/>
-        </w:rPr>
-        <w:t>non required</w:t>
-      </w:r>
-      <w:proofErr w:type="spellEnd"/>
-      <w:r>
-        <w:rPr>
-          <w:rFonts w:ascii="Calibri" w:eastAsia="Calibri" w:hAnsi="Calibri" w:cs="Calibri"/>
-          <w:sz w:val="24"/>
-          <w:szCs w:val="24"/>
-        </w:rPr>
-        <w:t xml:space="preserve"> files(.</w:t>
-      </w:r>
-      <w:proofErr w:type="spellStart"/>
-      <w:r>
-        <w:rPr>
-          <w:rFonts w:ascii="Calibri" w:eastAsia="Calibri" w:hAnsi="Calibri" w:cs="Calibri"/>
-          <w:sz w:val="24"/>
-          <w:szCs w:val="24"/>
-        </w:rPr>
-        <w:t>vscode</w:t>
-      </w:r>
-      <w:proofErr w:type="spellEnd"/>
-      <w:r>
-        <w:rPr>
-          <w:rFonts w:ascii="Calibri" w:eastAsia="Calibri" w:hAnsi="Calibri" w:cs="Calibri"/>
-          <w:sz w:val="24"/>
-          <w:szCs w:val="24"/>
-        </w:rPr>
-        <w:t>) in .</w:t>
-      </w:r>
-      <w:proofErr w:type="spellStart"/>
-      <w:r>
-        <w:rPr>
-          <w:rFonts w:ascii="Calibri" w:eastAsia="Calibri" w:hAnsi="Calibri" w:cs="Calibri"/>
-          <w:sz w:val="24"/>
-          <w:szCs w:val="24"/>
-        </w:rPr>
-        <w:t>gitignore</w:t>
-      </w:r>
-      <w:proofErr w:type="spellEnd"/>
+        <w:t>Upload both images to docker hub and push your whole code to github and add the node_modules and other non required files(.vscode) in .gitignore</w:t>
+      </w:r>
     </w:p>
     <w:p>
       <w:pPr>
@@ -869,27 +751,7 @@
           <w:sz w:val="24"/>
           <w:szCs w:val="24"/>
         </w:rPr>
-        <w:t>Created Docker-</w:t>
-      </w:r>
-      <w:proofErr w:type="spellStart"/>
-      <w:r>
-        <w:rPr>
-          <w:rFonts w:ascii="Calibri" w:eastAsia="Calibri" w:hAnsi="Calibri" w:cs="Calibri"/>
-          <w:color w:val="0070C0"/>
-          <w:sz w:val="24"/>
-          <w:szCs w:val="24"/>
-        </w:rPr>
-        <w:t>compose.yaml</w:t>
-      </w:r>
-      <w:proofErr w:type="spellEnd"/>
-      <w:r>
-        <w:rPr>
-          <w:rFonts w:ascii="Calibri" w:eastAsia="Calibri" w:hAnsi="Calibri" w:cs="Calibri"/>
-          <w:color w:val="0070C0"/>
-          <w:sz w:val="24"/>
-          <w:szCs w:val="24"/>
-        </w:rPr>
-        <w:t xml:space="preserve"> file and ran the command $docker compose up</w:t>
+        <w:t>Created Docker-compose.yaml file and ran the command $docker compose up</w:t>
       </w:r>
     </w:p>
     <w:p>
@@ -1039,7 +901,6 @@
         </w:rPr>
         <w:br/>
       </w:r>
-      <w:proofErr w:type="spellStart"/>
       <w:r>
         <w:rPr>
           <w:rFonts w:ascii="Calibri" w:eastAsia="Calibri" w:hAnsi="Calibri" w:cs="Calibri"/>
@@ -1049,7 +910,6 @@
         </w:rPr>
         <w:t>docker_proj-backend:latest</w:t>
       </w:r>
-      <w:proofErr w:type="spellEnd"/>
       <w:r>
         <w:rPr>
           <w:rFonts w:ascii="Calibri" w:eastAsia="Calibri" w:hAnsi="Calibri" w:cs="Calibri"/>
@@ -1059,7 +919,6 @@
         </w:rPr>
         <w:t xml:space="preserve">  &amp; </w:t>
       </w:r>
-      <w:proofErr w:type="spellStart"/>
       <w:r>
         <w:rPr>
           <w:rFonts w:ascii="Calibri" w:eastAsia="Calibri" w:hAnsi="Calibri" w:cs="Calibri"/>
@@ -1067,17 +926,7 @@
           <w:sz w:val="24"/>
           <w:szCs w:val="24"/>
         </w:rPr>
-        <w:t>docker_proj-frontend:latest</w:t>
-      </w:r>
-      <w:proofErr w:type="spellEnd"/>
-      <w:r>
-        <w:rPr>
-          <w:rFonts w:ascii="Calibri" w:eastAsia="Calibri" w:hAnsi="Calibri" w:cs="Calibri"/>
-          <w:color w:val="0070C0"/>
-          <w:sz w:val="24"/>
-          <w:szCs w:val="24"/>
-        </w:rPr>
-        <w:t xml:space="preserve">  </w:t>
+        <w:t xml:space="preserve">docker_proj-frontend:latest  </w:t>
       </w:r>
       <w:r>
         <w:rPr>
@@ -1175,27 +1024,7 @@
           <w:sz w:val="24"/>
           <w:szCs w:val="24"/>
         </w:rPr>
-        <w:t xml:space="preserve">‘$docker tag’ and ‘$docker push’ command for the backend and the frontend to register my images in </w:t>
-      </w:r>
-      <w:proofErr w:type="spellStart"/>
-      <w:r>
-        <w:rPr>
-          <w:rFonts w:ascii="Calibri" w:eastAsia="Calibri" w:hAnsi="Calibri" w:cs="Calibri"/>
-          <w:color w:val="0070C0"/>
-          <w:sz w:val="24"/>
-          <w:szCs w:val="24"/>
-        </w:rPr>
-        <w:t>hub.docker</w:t>
-      </w:r>
-      <w:proofErr w:type="spellEnd"/>
-      <w:r>
-        <w:rPr>
-          <w:rFonts w:ascii="Calibri" w:eastAsia="Calibri" w:hAnsi="Calibri" w:cs="Calibri"/>
-          <w:color w:val="0070C0"/>
-          <w:sz w:val="24"/>
-          <w:szCs w:val="24"/>
-        </w:rPr>
-        <w:t xml:space="preserve"> .com</w:t>
+        <w:t>‘$docker tag’ and ‘$docker push’ command for the backend and the frontend to register my images in hub.docker .com</w:t>
       </w:r>
     </w:p>
     <w:p>
@@ -1422,27 +1251,7 @@
           <w:sz w:val="24"/>
           <w:szCs w:val="24"/>
         </w:rPr>
-        <w:t xml:space="preserve">Uploading the code to </w:t>
-      </w:r>
-      <w:proofErr w:type="spellStart"/>
-      <w:r>
-        <w:rPr>
-          <w:rFonts w:ascii="Calibri" w:eastAsia="Calibri" w:hAnsi="Calibri" w:cs="Calibri"/>
-          <w:color w:val="0070C0"/>
-          <w:sz w:val="24"/>
-          <w:szCs w:val="24"/>
-        </w:rPr>
-        <w:t>github</w:t>
-      </w:r>
-      <w:proofErr w:type="spellEnd"/>
-      <w:r>
-        <w:rPr>
-          <w:rFonts w:ascii="Calibri" w:eastAsia="Calibri" w:hAnsi="Calibri" w:cs="Calibri"/>
-          <w:color w:val="0070C0"/>
-          <w:sz w:val="24"/>
-          <w:szCs w:val="24"/>
-        </w:rPr>
-        <w:t>:</w:t>
+        <w:t>Uploading the code to github:</w:t>
       </w:r>
       <w:r>
         <w:rPr>
@@ -1521,10 +1330,10 @@
           <w:szCs w:val="24"/>
         </w:rPr>
         <w:drawing>
-          <wp:inline distT="0" distB="0" distL="0" distR="0" wp14:anchorId="3F477D4C" wp14:editId="3A39DFCA">
-            <wp:extent cx="6118412" cy="1933575"/>
-            <wp:effectExtent l="0" t="0" r="0" b="0"/>
-            <wp:docPr id="1524385933" name="Picture 1"/>
+          <wp:inline distT="0" distB="0" distL="0" distR="0" wp14:anchorId="6F65F365" wp14:editId="0CA327D9">
+            <wp:extent cx="5943600" cy="2714625"/>
+            <wp:effectExtent l="0" t="0" r="0" b="9525"/>
+            <wp:docPr id="630559607" name="Picture 1"/>
             <wp:cNvGraphicFramePr>
               <a:graphicFrameLocks xmlns:a="http://schemas.openxmlformats.org/drawingml/2006/main" noChangeAspect="1"/>
             </wp:cNvGraphicFramePr>
@@ -1532,7 +1341,7 @@
               <a:graphicData uri="http://schemas.openxmlformats.org/drawingml/2006/picture">
                 <pic:pic xmlns:pic="http://schemas.openxmlformats.org/drawingml/2006/picture">
                   <pic:nvPicPr>
-                    <pic:cNvPr id="1524385933" name=""/>
+                    <pic:cNvPr id="630559607" name=""/>
                     <pic:cNvPicPr/>
                   </pic:nvPicPr>
                   <pic:blipFill>
@@ -1544,7 +1353,7 @@
                   <pic:spPr>
                     <a:xfrm>
                       <a:off x="0" y="0"/>
-                      <a:ext cx="6119423" cy="1933894"/>
+                      <a:ext cx="5943600" cy="2714625"/>
                     </a:xfrm>
                     <a:prstGeom prst="rect">
                       <a:avLst/>
